--- a/dist/cv/Jewel-Rana-CV-Europe-2-Page.docx
+++ b/dist/cv/Jewel-Rana-CV-Europe-2-Page.docx
@@ -52,7 +52,7 @@
       <w:pPr>
         <w:spacing w:after="70"/>
       </w:pPr>
-      <w:hyperlink w:history="1" r:id="rIdnccapuat4wtovn8nu7zhe">
+      <w:hyperlink w:history="1" r:id="rIdzvc6rgzueqgjtuq8kr8sq">
         <w:r>
           <w:rPr>
             <w:color w:val="1D4ED8"/>
@@ -70,7 +70,7 @@
         </w:rPr>
         <w:t xml:space="preserve">  ·  </w:t>
       </w:r>
-      <w:hyperlink w:history="1" r:id="rIdpcyhjsfed9uemskkdxv9x">
+      <w:hyperlink w:history="1" r:id="rIde4l7awudceaf9sdei9aau">
         <w:r>
           <w:rPr>
             <w:color w:val="1D4ED8"/>
@@ -88,7 +88,7 @@
         </w:rPr>
         <w:t xml:space="preserve">  ·  </w:t>
       </w:r>
-      <w:hyperlink w:history="1" r:id="rIdg_i8-u6bvir0tdxifv543">
+      <w:hyperlink w:history="1" r:id="rId92dnetaxf8hibo1sgvvua">
         <w:r>
           <w:rPr>
             <w:color w:val="1D4ED8"/>

--- a/dist/cv/Jewel-Rana-CV-Europe-2-Page.docx
+++ b/dist/cv/Jewel-Rana-CV-Europe-2-Page.docx
@@ -52,7 +52,7 @@
       <w:pPr>
         <w:spacing w:after="70"/>
       </w:pPr>
-      <w:hyperlink w:history="1" r:id="rIdzvc6rgzueqgjtuq8kr8sq">
+      <w:hyperlink w:history="1" r:id="rIdbgwnwlph3nommdkxtdja_">
         <w:r>
           <w:rPr>
             <w:color w:val="1D4ED8"/>
@@ -70,7 +70,7 @@
         </w:rPr>
         <w:t xml:space="preserve">  ·  </w:t>
       </w:r>
-      <w:hyperlink w:history="1" r:id="rIde4l7awudceaf9sdei9aau">
+      <w:hyperlink w:history="1" r:id="rIdj59g0ylp4zzksmncfztma">
         <w:r>
           <w:rPr>
             <w:color w:val="1D4ED8"/>
@@ -88,7 +88,7 @@
         </w:rPr>
         <w:t xml:space="preserve">  ·  </w:t>
       </w:r>
-      <w:hyperlink w:history="1" r:id="rId92dnetaxf8hibo1sgvvua">
+      <w:hyperlink w:history="1" r:id="rIdutz7oditmzerjoifkx3zb">
         <w:r>
           <w:rPr>
             <w:color w:val="1D4ED8"/>
@@ -130,7 +130,7 @@
           <w:sz w:val="17"/>
           <w:szCs w:val="17"/>
         </w:rPr>
-        <w:t xml:space="preserve">Laravel-focused backend and full-stack software engineer with 10+ years of professional experience designing and delivering scalable web platforms, payment systems, inventory workflows, real-time applications, and third-party API integrations.</w:t>
+        <w:t xml:space="preserve">Backend-focused Laravel and Node.js full-stack software engineer with 8+ years of professional experience designing and delivering scalable web platforms, payment systems, inventory workflows, real-time applications, and third-party API integrations.</w:t>
       </w:r>
     </w:p>
     <w:p>
